--- a/CV_TT_E.docx
+++ b/CV_TT_E.docx
@@ -1185,41 +1185,117 @@
       </w:r>
     </w:p>
     <w:p>
-      <w:r>
-        <w:t>• Cognitive neuroscience measurements: Electroencephalography (EEG)</w:t>
+      <w:pPr>
+        <w:pStyle w:val="a9"/>
+        <w:numPr>
+          <w:ilvl w:val="0"/>
+          <w:numId w:val="23"/>
+        </w:numPr>
+      </w:pPr>
+      <w:r>
+        <w:lastRenderedPageBreak/>
+        <w:t xml:space="preserve">Cognitive neuroscience </w:t>
+      </w:r>
+      <w:proofErr w:type="gramStart"/>
+      <w:r>
+        <w:t>measurements</w:t>
+      </w:r>
+      <w:proofErr w:type="gramEnd"/>
+      <w:r>
+        <w:t>: Electroencephalography (EEG)</w:t>
       </w:r>
     </w:p>
     <w:p>
-      <w:r>
-        <w:t>• Biological measurements: VO2max, Physical Fitness</w:t>
+      <w:pPr>
+        <w:pStyle w:val="a9"/>
+        <w:numPr>
+          <w:ilvl w:val="0"/>
+          <w:numId w:val="23"/>
+        </w:numPr>
+      </w:pPr>
+      <w:r>
+        <w:t>Biological measurements: VO2max, Physical Fitness</w:t>
       </w:r>
     </w:p>
     <w:p>
-      <w:r>
-        <w:t>• EEG data analysis software: EEGlab, SPM12, HHSA toolbox</w:t>
+      <w:pPr>
+        <w:pStyle w:val="a9"/>
+        <w:numPr>
+          <w:ilvl w:val="0"/>
+          <w:numId w:val="23"/>
+        </w:numPr>
+      </w:pPr>
+      <w:r>
+        <w:t>EEG data analysis software: EEGlab, SPM12, HHSA toolbox</w:t>
       </w:r>
     </w:p>
     <w:p>
-      <w:r>
-        <w:t>• Programming software: Matlab, Python</w:t>
+      <w:pPr>
+        <w:pStyle w:val="a9"/>
+        <w:numPr>
+          <w:ilvl w:val="0"/>
+          <w:numId w:val="23"/>
+        </w:numPr>
+      </w:pPr>
+      <w:r>
+        <w:t xml:space="preserve">Programming software: </w:t>
+      </w:r>
+      <w:proofErr w:type="spellStart"/>
+      <w:r>
+        <w:t>Matlab</w:t>
+      </w:r>
+      <w:proofErr w:type="spellEnd"/>
+      <w:r>
+        <w:t>, Python</w:t>
       </w:r>
     </w:p>
     <w:p>
-      <w:r>
-        <w:t>• Statistics software: SPSS, JASP</w:t>
+      <w:pPr>
+        <w:pStyle w:val="a9"/>
+        <w:numPr>
+          <w:ilvl w:val="0"/>
+          <w:numId w:val="23"/>
+        </w:numPr>
+      </w:pPr>
+      <w:r>
+        <w:t>Statistics software: SPSS, JASP</w:t>
       </w:r>
     </w:p>
     <w:p>
-      <w:r>
-        <w:t>• Office software: Microsoft Word, Excel, and PowerPoint</w:t>
+      <w:pPr>
+        <w:pStyle w:val="a9"/>
+        <w:numPr>
+          <w:ilvl w:val="0"/>
+          <w:numId w:val="23"/>
+        </w:numPr>
+      </w:pPr>
+      <w:r>
+        <w:t>Office software: Microsoft Word, Excel, and PowerPoint</w:t>
       </w:r>
     </w:p>
     <w:p>
-      <w:r>
-        <w:t>• Languages: Proficient: Mandarin Chinese ; Intermediate: English</w:t>
+      <w:pPr>
+        <w:pStyle w:val="a9"/>
+        <w:numPr>
+          <w:ilvl w:val="0"/>
+          <w:numId w:val="23"/>
+        </w:numPr>
+        <w:rPr>
+          <w:rFonts w:hint="eastAsia"/>
+        </w:rPr>
+      </w:pPr>
+      <w:r>
+        <w:t xml:space="preserve">Languages: Proficient: Mandarin </w:t>
+      </w:r>
+      <w:proofErr w:type="gramStart"/>
+      <w:r>
+        <w:t>Chinese ;</w:t>
+      </w:r>
+      <w:proofErr w:type="gramEnd"/>
+      <w:r>
+        <w:t xml:space="preserve"> Intermediate: English</w:t>
       </w:r>
     </w:p>
-    <w:p/>
     <w:p>
       <w:pPr>
         <w:spacing w:before="100" w:beforeAutospacing="1" w:after="0" w:line="240" w:lineRule="auto"/>
@@ -1267,7 +1343,6 @@
           <w:lang w:bidi="mr-IN"/>
           <w14:ligatures w14:val="none"/>
         </w:rPr>
-        <w:lastRenderedPageBreak/>
         <w:t>Wu, T.</w:t>
       </w:r>
       <w:r>
@@ -1864,7 +1939,14 @@
         <w:rPr>
           <w:rFonts w:cs="Times New Roman" w:hint="eastAsia"/>
         </w:rPr>
-        <w:t>陳律仰</w:t>
+        <w:t>陳</w:t>
+      </w:r>
+      <w:proofErr w:type="gramStart"/>
+      <w:r>
+        <w:rPr>
+          <w:rFonts w:cs="Times New Roman" w:hint="eastAsia"/>
+        </w:rPr>
+        <w:t>律仰</w:t>
       </w:r>
       <w:r>
         <w:rPr>
@@ -1872,6 +1954,7 @@
         </w:rPr>
         <w:t>、</w:t>
       </w:r>
+      <w:proofErr w:type="gramEnd"/>
       <w:r>
         <w:rPr>
           <w:rFonts w:cs="Times New Roman" w:hint="eastAsia"/>
@@ -2817,6 +2900,7 @@
           <w:bCs/>
           <w:u w:val="single"/>
         </w:rPr>
+        <w:lastRenderedPageBreak/>
         <w:t>Wu, T.</w:t>
       </w:r>
       <w:r>
@@ -3854,7 +3938,6 @@
           <w:i/>
           <w:iCs/>
         </w:rPr>
-        <w:lastRenderedPageBreak/>
         <w:t>e</w:t>
       </w:r>
       <w:r>
@@ -5896,7 +5979,14 @@
         <w:rPr>
           <w:rFonts w:cs="Times New Roman"/>
         </w:rPr>
-        <w:t>。台灣運動心理學會年會暨學術研討會：運動心理學在後</w:t>
+        <w:t>。台灣運動心理學會年會暨學術研討會：運動心理</w:t>
+      </w:r>
+      <w:r>
+        <w:rPr>
+          <w:rFonts w:cs="Times New Roman"/>
+        </w:rPr>
+        <w:lastRenderedPageBreak/>
+        <w:t>學在後</w:t>
       </w:r>
       <w:proofErr w:type="gramStart"/>
       <w:r>
@@ -6546,6 +6636,231 @@
     </w:lvl>
   </w:abstractNum>
   <w:abstractNum w:abstractNumId="2" w15:restartNumberingAfterBreak="0">
+    <w:nsid w:val="142B79E4"/>
+    <w:multiLevelType w:val="hybridMultilevel"/>
+    <w:tmpl w:val="CE286E1A"/>
+    <w:lvl w:ilvl="0" w:tplc="04090001">
+      <w:start w:val="1"/>
+      <w:numFmt w:val="bullet"/>
+      <w:lvlText w:val=""/>
+      <w:lvlJc w:val="left"/>
+      <w:pPr>
+        <w:ind w:left="480" w:hanging="480"/>
+      </w:pPr>
+      <w:rPr>
+        <w:rFonts w:ascii="Wingdings" w:hAnsi="Wingdings" w:hint="default"/>
+      </w:rPr>
+    </w:lvl>
+    <w:lvl w:ilvl="1" w:tplc="04090003" w:tentative="1">
+      <w:start w:val="1"/>
+      <w:numFmt w:val="bullet"/>
+      <w:lvlText w:val=""/>
+      <w:lvlJc w:val="left"/>
+      <w:pPr>
+        <w:ind w:left="960" w:hanging="480"/>
+      </w:pPr>
+      <w:rPr>
+        <w:rFonts w:ascii="Wingdings" w:hAnsi="Wingdings" w:hint="default"/>
+      </w:rPr>
+    </w:lvl>
+    <w:lvl w:ilvl="2" w:tplc="04090005" w:tentative="1">
+      <w:start w:val="1"/>
+      <w:numFmt w:val="bullet"/>
+      <w:lvlText w:val=""/>
+      <w:lvlJc w:val="left"/>
+      <w:pPr>
+        <w:ind w:left="1440" w:hanging="480"/>
+      </w:pPr>
+      <w:rPr>
+        <w:rFonts w:ascii="Wingdings" w:hAnsi="Wingdings" w:hint="default"/>
+      </w:rPr>
+    </w:lvl>
+    <w:lvl w:ilvl="3" w:tplc="04090001" w:tentative="1">
+      <w:start w:val="1"/>
+      <w:numFmt w:val="bullet"/>
+      <w:lvlText w:val=""/>
+      <w:lvlJc w:val="left"/>
+      <w:pPr>
+        <w:ind w:left="1920" w:hanging="480"/>
+      </w:pPr>
+      <w:rPr>
+        <w:rFonts w:ascii="Wingdings" w:hAnsi="Wingdings" w:hint="default"/>
+      </w:rPr>
+    </w:lvl>
+    <w:lvl w:ilvl="4" w:tplc="04090003" w:tentative="1">
+      <w:start w:val="1"/>
+      <w:numFmt w:val="bullet"/>
+      <w:lvlText w:val=""/>
+      <w:lvlJc w:val="left"/>
+      <w:pPr>
+        <w:ind w:left="2400" w:hanging="480"/>
+      </w:pPr>
+      <w:rPr>
+        <w:rFonts w:ascii="Wingdings" w:hAnsi="Wingdings" w:hint="default"/>
+      </w:rPr>
+    </w:lvl>
+    <w:lvl w:ilvl="5" w:tplc="04090005" w:tentative="1">
+      <w:start w:val="1"/>
+      <w:numFmt w:val="bullet"/>
+      <w:lvlText w:val=""/>
+      <w:lvlJc w:val="left"/>
+      <w:pPr>
+        <w:ind w:left="2880" w:hanging="480"/>
+      </w:pPr>
+      <w:rPr>
+        <w:rFonts w:ascii="Wingdings" w:hAnsi="Wingdings" w:hint="default"/>
+      </w:rPr>
+    </w:lvl>
+    <w:lvl w:ilvl="6" w:tplc="04090001" w:tentative="1">
+      <w:start w:val="1"/>
+      <w:numFmt w:val="bullet"/>
+      <w:lvlText w:val=""/>
+      <w:lvlJc w:val="left"/>
+      <w:pPr>
+        <w:ind w:left="3360" w:hanging="480"/>
+      </w:pPr>
+      <w:rPr>
+        <w:rFonts w:ascii="Wingdings" w:hAnsi="Wingdings" w:hint="default"/>
+      </w:rPr>
+    </w:lvl>
+    <w:lvl w:ilvl="7" w:tplc="04090003" w:tentative="1">
+      <w:start w:val="1"/>
+      <w:numFmt w:val="bullet"/>
+      <w:lvlText w:val=""/>
+      <w:lvlJc w:val="left"/>
+      <w:pPr>
+        <w:ind w:left="3840" w:hanging="480"/>
+      </w:pPr>
+      <w:rPr>
+        <w:rFonts w:ascii="Wingdings" w:hAnsi="Wingdings" w:hint="default"/>
+      </w:rPr>
+    </w:lvl>
+    <w:lvl w:ilvl="8" w:tplc="04090005" w:tentative="1">
+      <w:start w:val="1"/>
+      <w:numFmt w:val="bullet"/>
+      <w:lvlText w:val=""/>
+      <w:lvlJc w:val="left"/>
+      <w:pPr>
+        <w:ind w:left="4320" w:hanging="480"/>
+      </w:pPr>
+      <w:rPr>
+        <w:rFonts w:ascii="Wingdings" w:hAnsi="Wingdings" w:hint="default"/>
+      </w:rPr>
+    </w:lvl>
+  </w:abstractNum>
+  <w:abstractNum w:abstractNumId="3" w15:restartNumberingAfterBreak="0">
+    <w:nsid w:val="15B2745B"/>
+    <w:multiLevelType w:val="hybridMultilevel"/>
+    <w:tmpl w:val="47DAFB5A"/>
+    <w:lvl w:ilvl="0" w:tplc="B6FA05F8">
+      <w:numFmt w:val="bullet"/>
+      <w:lvlText w:val="•"/>
+      <w:lvlJc w:val="left"/>
+      <w:pPr>
+        <w:ind w:left="720" w:hanging="360"/>
+      </w:pPr>
+      <w:rPr>
+        <w:rFonts w:ascii="Times New Roman" w:eastAsia="標楷體" w:hAnsi="Times New Roman" w:cs="Times New Roman" w:hint="default"/>
+      </w:rPr>
+    </w:lvl>
+    <w:lvl w:ilvl="1" w:tplc="04090003" w:tentative="1">
+      <w:start w:val="1"/>
+      <w:numFmt w:val="bullet"/>
+      <w:lvlText w:val=""/>
+      <w:lvlJc w:val="left"/>
+      <w:pPr>
+        <w:ind w:left="1320" w:hanging="480"/>
+      </w:pPr>
+      <w:rPr>
+        <w:rFonts w:ascii="Wingdings" w:hAnsi="Wingdings" w:hint="default"/>
+      </w:rPr>
+    </w:lvl>
+    <w:lvl w:ilvl="2" w:tplc="04090005" w:tentative="1">
+      <w:start w:val="1"/>
+      <w:numFmt w:val="bullet"/>
+      <w:lvlText w:val=""/>
+      <w:lvlJc w:val="left"/>
+      <w:pPr>
+        <w:ind w:left="1800" w:hanging="480"/>
+      </w:pPr>
+      <w:rPr>
+        <w:rFonts w:ascii="Wingdings" w:hAnsi="Wingdings" w:hint="default"/>
+      </w:rPr>
+    </w:lvl>
+    <w:lvl w:ilvl="3" w:tplc="04090001" w:tentative="1">
+      <w:start w:val="1"/>
+      <w:numFmt w:val="bullet"/>
+      <w:lvlText w:val=""/>
+      <w:lvlJc w:val="left"/>
+      <w:pPr>
+        <w:ind w:left="2280" w:hanging="480"/>
+      </w:pPr>
+      <w:rPr>
+        <w:rFonts w:ascii="Wingdings" w:hAnsi="Wingdings" w:hint="default"/>
+      </w:rPr>
+    </w:lvl>
+    <w:lvl w:ilvl="4" w:tplc="04090003" w:tentative="1">
+      <w:start w:val="1"/>
+      <w:numFmt w:val="bullet"/>
+      <w:lvlText w:val=""/>
+      <w:lvlJc w:val="left"/>
+      <w:pPr>
+        <w:ind w:left="2760" w:hanging="480"/>
+      </w:pPr>
+      <w:rPr>
+        <w:rFonts w:ascii="Wingdings" w:hAnsi="Wingdings" w:hint="default"/>
+      </w:rPr>
+    </w:lvl>
+    <w:lvl w:ilvl="5" w:tplc="04090005" w:tentative="1">
+      <w:start w:val="1"/>
+      <w:numFmt w:val="bullet"/>
+      <w:lvlText w:val=""/>
+      <w:lvlJc w:val="left"/>
+      <w:pPr>
+        <w:ind w:left="3240" w:hanging="480"/>
+      </w:pPr>
+      <w:rPr>
+        <w:rFonts w:ascii="Wingdings" w:hAnsi="Wingdings" w:hint="default"/>
+      </w:rPr>
+    </w:lvl>
+    <w:lvl w:ilvl="6" w:tplc="04090001" w:tentative="1">
+      <w:start w:val="1"/>
+      <w:numFmt w:val="bullet"/>
+      <w:lvlText w:val=""/>
+      <w:lvlJc w:val="left"/>
+      <w:pPr>
+        <w:ind w:left="3720" w:hanging="480"/>
+      </w:pPr>
+      <w:rPr>
+        <w:rFonts w:ascii="Wingdings" w:hAnsi="Wingdings" w:hint="default"/>
+      </w:rPr>
+    </w:lvl>
+    <w:lvl w:ilvl="7" w:tplc="04090003" w:tentative="1">
+      <w:start w:val="1"/>
+      <w:numFmt w:val="bullet"/>
+      <w:lvlText w:val=""/>
+      <w:lvlJc w:val="left"/>
+      <w:pPr>
+        <w:ind w:left="4200" w:hanging="480"/>
+      </w:pPr>
+      <w:rPr>
+        <w:rFonts w:ascii="Wingdings" w:hAnsi="Wingdings" w:hint="default"/>
+      </w:rPr>
+    </w:lvl>
+    <w:lvl w:ilvl="8" w:tplc="04090005" w:tentative="1">
+      <w:start w:val="1"/>
+      <w:numFmt w:val="bullet"/>
+      <w:lvlText w:val=""/>
+      <w:lvlJc w:val="left"/>
+      <w:pPr>
+        <w:ind w:left="4680" w:hanging="480"/>
+      </w:pPr>
+      <w:rPr>
+        <w:rFonts w:ascii="Wingdings" w:hAnsi="Wingdings" w:hint="default"/>
+      </w:rPr>
+    </w:lvl>
+  </w:abstractNum>
+  <w:abstractNum w:abstractNumId="4" w15:restartNumberingAfterBreak="0">
     <w:nsid w:val="17F1339C"/>
     <w:multiLevelType w:val="hybridMultilevel"/>
     <w:tmpl w:val="68A4D106"/>
@@ -6658,7 +6973,7 @@
       </w:rPr>
     </w:lvl>
   </w:abstractNum>
-  <w:abstractNum w:abstractNumId="3" w15:restartNumberingAfterBreak="0">
+  <w:abstractNum w:abstractNumId="5" w15:restartNumberingAfterBreak="0">
     <w:nsid w:val="25346E05"/>
     <w:multiLevelType w:val="hybridMultilevel"/>
     <w:tmpl w:val="078E37DA"/>
@@ -6771,7 +7086,7 @@
       </w:rPr>
     </w:lvl>
   </w:abstractNum>
-  <w:abstractNum w:abstractNumId="4" w15:restartNumberingAfterBreak="0">
+  <w:abstractNum w:abstractNumId="6" w15:restartNumberingAfterBreak="0">
     <w:nsid w:val="2FD11208"/>
     <w:multiLevelType w:val="hybridMultilevel"/>
     <w:tmpl w:val="E2905196"/>
@@ -6860,7 +7175,7 @@
       </w:pPr>
     </w:lvl>
   </w:abstractNum>
-  <w:abstractNum w:abstractNumId="5" w15:restartNumberingAfterBreak="0">
+  <w:abstractNum w:abstractNumId="7" w15:restartNumberingAfterBreak="0">
     <w:nsid w:val="2FE9296F"/>
     <w:multiLevelType w:val="multilevel"/>
     <w:tmpl w:val="A68CC3D6"/>
@@ -6973,7 +7288,7 @@
       </w:pPr>
     </w:lvl>
   </w:abstractNum>
-  <w:abstractNum w:abstractNumId="6" w15:restartNumberingAfterBreak="0">
+  <w:abstractNum w:abstractNumId="8" w15:restartNumberingAfterBreak="0">
     <w:nsid w:val="305C6585"/>
     <w:multiLevelType w:val="hybridMultilevel"/>
     <w:tmpl w:val="C11AA272"/>
@@ -7086,7 +7401,7 @@
       </w:rPr>
     </w:lvl>
   </w:abstractNum>
-  <w:abstractNum w:abstractNumId="7" w15:restartNumberingAfterBreak="0">
+  <w:abstractNum w:abstractNumId="9" w15:restartNumberingAfterBreak="0">
     <w:nsid w:val="3899147D"/>
     <w:multiLevelType w:val="hybridMultilevel"/>
     <w:tmpl w:val="748A35CC"/>
@@ -7199,7 +7514,7 @@
       </w:rPr>
     </w:lvl>
   </w:abstractNum>
-  <w:abstractNum w:abstractNumId="8" w15:restartNumberingAfterBreak="0">
+  <w:abstractNum w:abstractNumId="10" w15:restartNumberingAfterBreak="0">
     <w:nsid w:val="3CD97EC4"/>
     <w:multiLevelType w:val="hybridMultilevel"/>
     <w:tmpl w:val="71D8EB94"/>
@@ -7312,7 +7627,7 @@
       </w:rPr>
     </w:lvl>
   </w:abstractNum>
-  <w:abstractNum w:abstractNumId="9" w15:restartNumberingAfterBreak="0">
+  <w:abstractNum w:abstractNumId="11" w15:restartNumberingAfterBreak="0">
     <w:nsid w:val="4780385D"/>
     <w:multiLevelType w:val="hybridMultilevel"/>
     <w:tmpl w:val="F2DC850C"/>
@@ -7398,7 +7713,7 @@
       </w:pPr>
     </w:lvl>
   </w:abstractNum>
-  <w:abstractNum w:abstractNumId="10" w15:restartNumberingAfterBreak="0">
+  <w:abstractNum w:abstractNumId="12" w15:restartNumberingAfterBreak="0">
     <w:nsid w:val="4840083E"/>
     <w:multiLevelType w:val="multilevel"/>
     <w:tmpl w:val="E89E738C"/>
@@ -7511,7 +7826,7 @@
       </w:pPr>
     </w:lvl>
   </w:abstractNum>
-  <w:abstractNum w:abstractNumId="11" w15:restartNumberingAfterBreak="0">
+  <w:abstractNum w:abstractNumId="13" w15:restartNumberingAfterBreak="0">
     <w:nsid w:val="4B152C88"/>
     <w:multiLevelType w:val="hybridMultilevel"/>
     <w:tmpl w:val="84B475AE"/>
@@ -7600,7 +7915,7 @@
       </w:pPr>
     </w:lvl>
   </w:abstractNum>
-  <w:abstractNum w:abstractNumId="12" w15:restartNumberingAfterBreak="0">
+  <w:abstractNum w:abstractNumId="14" w15:restartNumberingAfterBreak="0">
     <w:nsid w:val="4E2B0A41"/>
     <w:multiLevelType w:val="hybridMultilevel"/>
     <w:tmpl w:val="84B475AE"/>
@@ -7689,7 +8004,7 @@
       </w:pPr>
     </w:lvl>
   </w:abstractNum>
-  <w:abstractNum w:abstractNumId="13" w15:restartNumberingAfterBreak="0">
+  <w:abstractNum w:abstractNumId="15" w15:restartNumberingAfterBreak="0">
     <w:nsid w:val="5142276E"/>
     <w:multiLevelType w:val="hybridMultilevel"/>
     <w:tmpl w:val="CEE48AC4"/>
@@ -7778,7 +8093,7 @@
       </w:pPr>
     </w:lvl>
   </w:abstractNum>
-  <w:abstractNum w:abstractNumId="14" w15:restartNumberingAfterBreak="0">
+  <w:abstractNum w:abstractNumId="16" w15:restartNumberingAfterBreak="0">
     <w:nsid w:val="564C59EC"/>
     <w:multiLevelType w:val="hybridMultilevel"/>
     <w:tmpl w:val="DC72BBA6"/>
@@ -7867,7 +8182,7 @@
       </w:pPr>
     </w:lvl>
   </w:abstractNum>
-  <w:abstractNum w:abstractNumId="15" w15:restartNumberingAfterBreak="0">
+  <w:abstractNum w:abstractNumId="17" w15:restartNumberingAfterBreak="0">
     <w:nsid w:val="5FED5C8C"/>
     <w:multiLevelType w:val="hybridMultilevel"/>
     <w:tmpl w:val="74381AD6"/>
@@ -7980,7 +8295,7 @@
       </w:rPr>
     </w:lvl>
   </w:abstractNum>
-  <w:abstractNum w:abstractNumId="16" w15:restartNumberingAfterBreak="0">
+  <w:abstractNum w:abstractNumId="18" w15:restartNumberingAfterBreak="0">
     <w:nsid w:val="6116440E"/>
     <w:multiLevelType w:val="hybridMultilevel"/>
     <w:tmpl w:val="7DFA5650"/>
@@ -8093,7 +8408,7 @@
       </w:rPr>
     </w:lvl>
   </w:abstractNum>
-  <w:abstractNum w:abstractNumId="17" w15:restartNumberingAfterBreak="0">
+  <w:abstractNum w:abstractNumId="19" w15:restartNumberingAfterBreak="0">
     <w:nsid w:val="652A3BA3"/>
     <w:multiLevelType w:val="hybridMultilevel"/>
     <w:tmpl w:val="41F01F12"/>
@@ -8182,7 +8497,7 @@
       </w:pPr>
     </w:lvl>
   </w:abstractNum>
-  <w:abstractNum w:abstractNumId="18" w15:restartNumberingAfterBreak="0">
+  <w:abstractNum w:abstractNumId="20" w15:restartNumberingAfterBreak="0">
     <w:nsid w:val="690A6A36"/>
     <w:multiLevelType w:val="hybridMultilevel"/>
     <w:tmpl w:val="AC1646FE"/>
@@ -8271,7 +8586,7 @@
       </w:pPr>
     </w:lvl>
   </w:abstractNum>
-  <w:abstractNum w:abstractNumId="19" w15:restartNumberingAfterBreak="0">
+  <w:abstractNum w:abstractNumId="21" w15:restartNumberingAfterBreak="0">
     <w:nsid w:val="6AD82D76"/>
     <w:multiLevelType w:val="hybridMultilevel"/>
     <w:tmpl w:val="642C74FA"/>
@@ -8357,7 +8672,7 @@
       </w:pPr>
     </w:lvl>
   </w:abstractNum>
-  <w:abstractNum w:abstractNumId="20" w15:restartNumberingAfterBreak="0">
+  <w:abstractNum w:abstractNumId="22" w15:restartNumberingAfterBreak="0">
     <w:nsid w:val="6D300EA3"/>
     <w:multiLevelType w:val="hybridMultilevel"/>
     <w:tmpl w:val="04BE30FC"/>
@@ -8474,64 +8789,70 @@
     <w:abstractNumId w:val="0"/>
   </w:num>
   <w:num w:numId="2" w16cid:durableId="1674258605">
-    <w:abstractNumId w:val="11"/>
+    <w:abstractNumId w:val="13"/>
   </w:num>
   <w:num w:numId="3" w16cid:durableId="739063226">
+    <w:abstractNumId w:val="20"/>
+  </w:num>
+  <w:num w:numId="4" w16cid:durableId="389619126">
+    <w:abstractNumId w:val="16"/>
+  </w:num>
+  <w:num w:numId="5" w16cid:durableId="877355787">
+    <w:abstractNumId w:val="22"/>
+  </w:num>
+  <w:num w:numId="6" w16cid:durableId="616563184">
+    <w:abstractNumId w:val="5"/>
+  </w:num>
+  <w:num w:numId="7" w16cid:durableId="1492217822">
+    <w:abstractNumId w:val="17"/>
+  </w:num>
+  <w:num w:numId="8" w16cid:durableId="620498895">
+    <w:abstractNumId w:val="4"/>
+  </w:num>
+  <w:num w:numId="9" w16cid:durableId="278217834">
+    <w:abstractNumId w:val="12"/>
+  </w:num>
+  <w:num w:numId="10" w16cid:durableId="2000108197">
     <w:abstractNumId w:val="18"/>
   </w:num>
-  <w:num w:numId="4" w16cid:durableId="389619126">
-    <w:abstractNumId w:val="14"/>
+  <w:num w:numId="11" w16cid:durableId="1838381771">
+    <w:abstractNumId w:val="7"/>
   </w:num>
-  <w:num w:numId="5" w16cid:durableId="877355787">
-    <w:abstractNumId w:val="20"/>
-  </w:num>
-  <w:num w:numId="6" w16cid:durableId="616563184">
-    <w:abstractNumId w:val="3"/>
-  </w:num>
-  <w:num w:numId="7" w16cid:durableId="1492217822">
-    <w:abstractNumId w:val="15"/>
-  </w:num>
-  <w:num w:numId="8" w16cid:durableId="620498895">
-    <w:abstractNumId w:val="2"/>
-  </w:num>
-  <w:num w:numId="9" w16cid:durableId="278217834">
+  <w:num w:numId="12" w16cid:durableId="1115951835">
     <w:abstractNumId w:val="10"/>
   </w:num>
-  <w:num w:numId="10" w16cid:durableId="2000108197">
-    <w:abstractNumId w:val="16"/>
-  </w:num>
-  <w:num w:numId="11" w16cid:durableId="1838381771">
-    <w:abstractNumId w:val="5"/>
-  </w:num>
-  <w:num w:numId="12" w16cid:durableId="1115951835">
+  <w:num w:numId="13" w16cid:durableId="1844973888">
     <w:abstractNumId w:val="8"/>
   </w:num>
-  <w:num w:numId="13" w16cid:durableId="1844973888">
-    <w:abstractNumId w:val="6"/>
-  </w:num>
   <w:num w:numId="14" w16cid:durableId="1989625476">
-    <w:abstractNumId w:val="12"/>
+    <w:abstractNumId w:val="14"/>
   </w:num>
   <w:num w:numId="15" w16cid:durableId="2139956128">
     <w:abstractNumId w:val="1"/>
   </w:num>
   <w:num w:numId="16" w16cid:durableId="249706771">
-    <w:abstractNumId w:val="7"/>
+    <w:abstractNumId w:val="9"/>
   </w:num>
   <w:num w:numId="17" w16cid:durableId="1458178728">
+    <w:abstractNumId w:val="21"/>
+  </w:num>
+  <w:num w:numId="18" w16cid:durableId="129250634">
+    <w:abstractNumId w:val="11"/>
+  </w:num>
+  <w:num w:numId="19" w16cid:durableId="989745724">
+    <w:abstractNumId w:val="15"/>
+  </w:num>
+  <w:num w:numId="20" w16cid:durableId="1200048825">
     <w:abstractNumId w:val="19"/>
   </w:num>
-  <w:num w:numId="18" w16cid:durableId="129250634">
-    <w:abstractNumId w:val="9"/>
+  <w:num w:numId="21" w16cid:durableId="1317875380">
+    <w:abstractNumId w:val="6"/>
   </w:num>
-  <w:num w:numId="19" w16cid:durableId="989745724">
-    <w:abstractNumId w:val="13"/>
+  <w:num w:numId="22" w16cid:durableId="1183974837">
+    <w:abstractNumId w:val="2"/>
   </w:num>
-  <w:num w:numId="20" w16cid:durableId="1200048825">
-    <w:abstractNumId w:val="17"/>
-  </w:num>
-  <w:num w:numId="21" w16cid:durableId="1317875380">
-    <w:abstractNumId w:val="4"/>
+  <w:num w:numId="23" w16cid:durableId="1390423415">
+    <w:abstractNumId w:val="3"/>
   </w:num>
 </w:numbering>
 </file>
